--- a/ss16/bt1/bt1 ss16.docx
+++ b/ss16/bt1/bt1 ss16.docx
@@ -10,88 +10,14 @@
           <w:lang w:val="en-US"/>
         </w:rPr>
       </w:pPr>
-      <w:proofErr w:type="spellStart"/>
       <w:r>
         <w:rPr>
           <w:b/>
           <w:bCs/>
           <w:lang w:val="en-US"/>
         </w:rPr>
-        <w:t>Bước</w:t>
+        <w:t>Bước 1 — Xác định Entity, Attribute, Khóa chính</w:t>
       </w:r>
-      <w:proofErr w:type="spellEnd"/>
-      <w:r>
-        <w:rPr>
-          <w:b/>
-          <w:bCs/>
-          <w:lang w:val="en-US"/>
-        </w:rPr>
-        <w:t xml:space="preserve"> 1 — </w:t>
-      </w:r>
-      <w:proofErr w:type="spellStart"/>
-      <w:r>
-        <w:rPr>
-          <w:b/>
-          <w:bCs/>
-          <w:lang w:val="en-US"/>
-        </w:rPr>
-        <w:t>Xác</w:t>
-      </w:r>
-      <w:proofErr w:type="spellEnd"/>
-      <w:r>
-        <w:rPr>
-          <w:b/>
-          <w:bCs/>
-          <w:lang w:val="en-US"/>
-        </w:rPr>
-        <w:t xml:space="preserve"> </w:t>
-      </w:r>
-      <w:proofErr w:type="spellStart"/>
-      <w:r>
-        <w:rPr>
-          <w:b/>
-          <w:bCs/>
-          <w:lang w:val="en-US"/>
-        </w:rPr>
-        <w:t>định</w:t>
-      </w:r>
-      <w:proofErr w:type="spellEnd"/>
-      <w:r>
-        <w:rPr>
-          <w:b/>
-          <w:bCs/>
-          <w:lang w:val="en-US"/>
-        </w:rPr>
-        <w:t xml:space="preserve"> Entity, Attribute, </w:t>
-      </w:r>
-      <w:proofErr w:type="spellStart"/>
-      <w:r>
-        <w:rPr>
-          <w:b/>
-          <w:bCs/>
-          <w:lang w:val="en-US"/>
-        </w:rPr>
-        <w:t>Khóa</w:t>
-      </w:r>
-      <w:proofErr w:type="spellEnd"/>
-      <w:r>
-        <w:rPr>
-          <w:b/>
-          <w:bCs/>
-          <w:lang w:val="en-US"/>
-        </w:rPr>
-        <w:t xml:space="preserve"> </w:t>
-      </w:r>
-      <w:proofErr w:type="spellStart"/>
-      <w:r>
-        <w:rPr>
-          <w:b/>
-          <w:bCs/>
-          <w:lang w:val="en-US"/>
-        </w:rPr>
-        <w:t>chính</w:t>
-      </w:r>
-      <w:proofErr w:type="spellEnd"/>
     </w:p>
     <w:tbl>
       <w:tblPr>
@@ -179,126 +105,42 @@
                 <w:bCs/>
                 <w:lang w:val="en-US"/>
               </w:rPr>
-              <w:t xml:space="preserve">Attribute </w:t>
-            </w:r>
-            <w:proofErr w:type="spellStart"/>
+              <w:t>Attribute cần lưu</w:t>
+            </w:r>
+          </w:p>
+        </w:tc>
+        <w:tc>
+          <w:tcPr>
+            <w:tcW w:w="0" w:type="auto"/>
+            <w:tcBorders>
+              <w:top w:val="single" w:sz="6" w:space="0" w:color="C4C7C5"/>
+              <w:left w:val="single" w:sz="6" w:space="0" w:color="C4C7C5"/>
+              <w:bottom w:val="single" w:sz="6" w:space="0" w:color="C4C7C5"/>
+              <w:right w:val="single" w:sz="6" w:space="0" w:color="C4C7C5"/>
+            </w:tcBorders>
+            <w:tcMar>
+              <w:top w:w="120" w:type="dxa"/>
+              <w:left w:w="180" w:type="dxa"/>
+              <w:bottom w:w="120" w:type="dxa"/>
+              <w:right w:w="180" w:type="dxa"/>
+            </w:tcMar>
+            <w:vAlign w:val="center"/>
+            <w:hideMark/>
+          </w:tcPr>
+          <w:p>
+            <w:pPr>
+              <w:rPr>
+                <w:lang w:val="en-US"/>
+              </w:rPr>
+            </w:pPr>
             <w:r>
               <w:rPr>
                 <w:b/>
                 <w:bCs/>
                 <w:lang w:val="en-US"/>
               </w:rPr>
-              <w:t>cần</w:t>
-            </w:r>
-            <w:proofErr w:type="spellEnd"/>
-            <w:r>
-              <w:rPr>
-                <w:b/>
-                <w:bCs/>
-                <w:lang w:val="en-US"/>
-              </w:rPr>
-              <w:t xml:space="preserve"> </w:t>
-            </w:r>
-            <w:proofErr w:type="spellStart"/>
-            <w:r>
-              <w:rPr>
-                <w:b/>
-                <w:bCs/>
-                <w:lang w:val="en-US"/>
-              </w:rPr>
-              <w:t>lưu</w:t>
-            </w:r>
-            <w:proofErr w:type="spellEnd"/>
-          </w:p>
-        </w:tc>
-        <w:tc>
-          <w:tcPr>
-            <w:tcW w:w="0" w:type="auto"/>
-            <w:tcBorders>
-              <w:top w:val="single" w:sz="6" w:space="0" w:color="C4C7C5"/>
-              <w:left w:val="single" w:sz="6" w:space="0" w:color="C4C7C5"/>
-              <w:bottom w:val="single" w:sz="6" w:space="0" w:color="C4C7C5"/>
-              <w:right w:val="single" w:sz="6" w:space="0" w:color="C4C7C5"/>
-            </w:tcBorders>
-            <w:tcMar>
-              <w:top w:w="120" w:type="dxa"/>
-              <w:left w:w="180" w:type="dxa"/>
-              <w:bottom w:w="120" w:type="dxa"/>
-              <w:right w:w="180" w:type="dxa"/>
-            </w:tcMar>
-            <w:vAlign w:val="center"/>
-            <w:hideMark/>
-          </w:tcPr>
-          <w:p>
-            <w:pPr>
-              <w:rPr>
-                <w:lang w:val="en-US"/>
-              </w:rPr>
-            </w:pPr>
-            <w:proofErr w:type="spellStart"/>
-            <w:r>
-              <w:rPr>
-                <w:b/>
-                <w:bCs/>
-                <w:lang w:val="en-US"/>
-              </w:rPr>
-              <w:t>Khóa</w:t>
-            </w:r>
-            <w:proofErr w:type="spellEnd"/>
-            <w:r>
-              <w:rPr>
-                <w:b/>
-                <w:bCs/>
-                <w:lang w:val="en-US"/>
-              </w:rPr>
-              <w:t xml:space="preserve"> </w:t>
-            </w:r>
-            <w:proofErr w:type="spellStart"/>
-            <w:r>
-              <w:rPr>
-                <w:b/>
-                <w:bCs/>
-                <w:lang w:val="en-US"/>
-              </w:rPr>
-              <w:t>chính</w:t>
-            </w:r>
-            <w:proofErr w:type="spellEnd"/>
-            <w:r>
-              <w:rPr>
-                <w:b/>
-                <w:bCs/>
-                <w:lang w:val="en-US"/>
-              </w:rPr>
-              <w:t xml:space="preserve"> (PK) </w:t>
-            </w:r>
-            <w:proofErr w:type="spellStart"/>
-            <w:r>
-              <w:rPr>
-                <w:b/>
-                <w:bCs/>
-                <w:lang w:val="en-US"/>
-              </w:rPr>
-              <w:t>đề</w:t>
-            </w:r>
-            <w:proofErr w:type="spellEnd"/>
-            <w:r>
-              <w:rPr>
-                <w:b/>
-                <w:bCs/>
-                <w:lang w:val="en-US"/>
-              </w:rPr>
-              <w:t xml:space="preserve"> </w:t>
-            </w:r>
-            <w:proofErr w:type="spellStart"/>
-            <w:r>
-              <w:rPr>
-                <w:b/>
-                <w:bCs/>
-                <w:lang w:val="en-US"/>
-              </w:rPr>
-              <w:t>xuất</w:t>
-            </w:r>
-            <w:proofErr w:type="spellEnd"/>
+              <w:t>Khóa chính (PK) đề xuất</w:t>
+            </w:r>
           </w:p>
         </w:tc>
       </w:tr>
@@ -364,76 +206,44 @@
                 <w:lang w:val="en-US"/>
               </w:rPr>
             </w:pPr>
-            <w:proofErr w:type="spellStart"/>
+            <w:r>
+              <w:rPr>
+                <w:lang w:val="en-US"/>
+              </w:rPr>
+              <w:t>MaHV, HoTen, SoDienThoai, NgayDangKy</w:t>
+            </w:r>
+          </w:p>
+        </w:tc>
+        <w:tc>
+          <w:tcPr>
+            <w:tcW w:w="0" w:type="auto"/>
+            <w:tcBorders>
+              <w:top w:val="single" w:sz="6" w:space="0" w:color="C4C7C5"/>
+              <w:left w:val="single" w:sz="6" w:space="0" w:color="C4C7C5"/>
+              <w:bottom w:val="single" w:sz="6" w:space="0" w:color="C4C7C5"/>
+              <w:right w:val="single" w:sz="6" w:space="0" w:color="C4C7C5"/>
+            </w:tcBorders>
+            <w:tcMar>
+              <w:top w:w="120" w:type="dxa"/>
+              <w:left w:w="180" w:type="dxa"/>
+              <w:bottom w:w="120" w:type="dxa"/>
+              <w:right w:w="180" w:type="dxa"/>
+            </w:tcMar>
+            <w:vAlign w:val="center"/>
+            <w:hideMark/>
+          </w:tcPr>
+          <w:p>
+            <w:pPr>
+              <w:rPr>
+                <w:lang w:val="en-US"/>
+              </w:rPr>
+            </w:pPr>
             <w:r>
               <w:rPr>
                 <w:lang w:val="en-US"/>
               </w:rPr>
               <w:t>MaHV</w:t>
             </w:r>
-            <w:proofErr w:type="spellEnd"/>
-            <w:r>
-              <w:rPr>
-                <w:lang w:val="en-US"/>
-              </w:rPr>
-              <w:t xml:space="preserve">, HoTen, </w:t>
-            </w:r>
-            <w:proofErr w:type="spellStart"/>
-            <w:r>
-              <w:rPr>
-                <w:lang w:val="en-US"/>
-              </w:rPr>
-              <w:t>SoDienThoai</w:t>
-            </w:r>
-            <w:proofErr w:type="spellEnd"/>
-            <w:r>
-              <w:rPr>
-                <w:lang w:val="en-US"/>
-              </w:rPr>
-              <w:t xml:space="preserve">, </w:t>
-            </w:r>
-            <w:proofErr w:type="spellStart"/>
-            <w:r>
-              <w:rPr>
-                <w:lang w:val="en-US"/>
-              </w:rPr>
-              <w:t>NgayDangKy</w:t>
-            </w:r>
-            <w:proofErr w:type="spellEnd"/>
-          </w:p>
-        </w:tc>
-        <w:tc>
-          <w:tcPr>
-            <w:tcW w:w="0" w:type="auto"/>
-            <w:tcBorders>
-              <w:top w:val="single" w:sz="6" w:space="0" w:color="C4C7C5"/>
-              <w:left w:val="single" w:sz="6" w:space="0" w:color="C4C7C5"/>
-              <w:bottom w:val="single" w:sz="6" w:space="0" w:color="C4C7C5"/>
-              <w:right w:val="single" w:sz="6" w:space="0" w:color="C4C7C5"/>
-            </w:tcBorders>
-            <w:tcMar>
-              <w:top w:w="120" w:type="dxa"/>
-              <w:left w:w="180" w:type="dxa"/>
-              <w:bottom w:w="120" w:type="dxa"/>
-              <w:right w:w="180" w:type="dxa"/>
-            </w:tcMar>
-            <w:vAlign w:val="center"/>
-            <w:hideMark/>
-          </w:tcPr>
-          <w:p>
-            <w:pPr>
-              <w:rPr>
-                <w:lang w:val="en-US"/>
-              </w:rPr>
-            </w:pPr>
-            <w:proofErr w:type="spellStart"/>
-            <w:r>
-              <w:rPr>
-                <w:lang w:val="en-US"/>
-              </w:rPr>
-              <w:t>MaHV</w:t>
-            </w:r>
-            <w:proofErr w:type="spellEnd"/>
           </w:p>
         </w:tc>
       </w:tr>
@@ -499,90 +309,44 @@
                 <w:lang w:val="en-US"/>
               </w:rPr>
             </w:pPr>
-            <w:proofErr w:type="spellStart"/>
+            <w:r>
+              <w:rPr>
+                <w:lang w:val="en-US"/>
+              </w:rPr>
+              <w:t>MaBT, NgayTap, GioTap, TenPT</w:t>
+            </w:r>
+          </w:p>
+        </w:tc>
+        <w:tc>
+          <w:tcPr>
+            <w:tcW w:w="0" w:type="auto"/>
+            <w:tcBorders>
+              <w:top w:val="single" w:sz="6" w:space="0" w:color="C4C7C5"/>
+              <w:left w:val="single" w:sz="6" w:space="0" w:color="C4C7C5"/>
+              <w:bottom w:val="single" w:sz="6" w:space="0" w:color="C4C7C5"/>
+              <w:right w:val="single" w:sz="6" w:space="0" w:color="C4C7C5"/>
+            </w:tcBorders>
+            <w:tcMar>
+              <w:top w:w="120" w:type="dxa"/>
+              <w:left w:w="180" w:type="dxa"/>
+              <w:bottom w:w="120" w:type="dxa"/>
+              <w:right w:w="180" w:type="dxa"/>
+            </w:tcMar>
+            <w:vAlign w:val="center"/>
+            <w:hideMark/>
+          </w:tcPr>
+          <w:p>
+            <w:pPr>
+              <w:rPr>
+                <w:lang w:val="en-US"/>
+              </w:rPr>
+            </w:pPr>
             <w:r>
               <w:rPr>
                 <w:lang w:val="en-US"/>
               </w:rPr>
               <w:t>MaBT</w:t>
             </w:r>
-            <w:proofErr w:type="spellEnd"/>
-            <w:r>
-              <w:rPr>
-                <w:lang w:val="en-US"/>
-              </w:rPr>
-              <w:t xml:space="preserve">, </w:t>
-            </w:r>
-            <w:proofErr w:type="spellStart"/>
-            <w:r>
-              <w:rPr>
-                <w:lang w:val="en-US"/>
-              </w:rPr>
-              <w:t>NgayTap</w:t>
-            </w:r>
-            <w:proofErr w:type="spellEnd"/>
-            <w:r>
-              <w:rPr>
-                <w:lang w:val="en-US"/>
-              </w:rPr>
-              <w:t xml:space="preserve">, </w:t>
-            </w:r>
-            <w:proofErr w:type="spellStart"/>
-            <w:r>
-              <w:rPr>
-                <w:lang w:val="en-US"/>
-              </w:rPr>
-              <w:t>GioTap</w:t>
-            </w:r>
-            <w:proofErr w:type="spellEnd"/>
-            <w:r>
-              <w:rPr>
-                <w:lang w:val="en-US"/>
-              </w:rPr>
-              <w:t xml:space="preserve">, </w:t>
-            </w:r>
-            <w:proofErr w:type="spellStart"/>
-            <w:r>
-              <w:rPr>
-                <w:lang w:val="en-US"/>
-              </w:rPr>
-              <w:t>TenPT</w:t>
-            </w:r>
-            <w:proofErr w:type="spellEnd"/>
-          </w:p>
-        </w:tc>
-        <w:tc>
-          <w:tcPr>
-            <w:tcW w:w="0" w:type="auto"/>
-            <w:tcBorders>
-              <w:top w:val="single" w:sz="6" w:space="0" w:color="C4C7C5"/>
-              <w:left w:val="single" w:sz="6" w:space="0" w:color="C4C7C5"/>
-              <w:bottom w:val="single" w:sz="6" w:space="0" w:color="C4C7C5"/>
-              <w:right w:val="single" w:sz="6" w:space="0" w:color="C4C7C5"/>
-            </w:tcBorders>
-            <w:tcMar>
-              <w:top w:w="120" w:type="dxa"/>
-              <w:left w:w="180" w:type="dxa"/>
-              <w:bottom w:w="120" w:type="dxa"/>
-              <w:right w:w="180" w:type="dxa"/>
-            </w:tcMar>
-            <w:vAlign w:val="center"/>
-            <w:hideMark/>
-          </w:tcPr>
-          <w:p>
-            <w:pPr>
-              <w:rPr>
-                <w:lang w:val="en-US"/>
-              </w:rPr>
-            </w:pPr>
-            <w:proofErr w:type="spellStart"/>
-            <w:r>
-              <w:rPr>
-                <w:lang w:val="en-US"/>
-              </w:rPr>
-              <w:t>MaBT</w:t>
-            </w:r>
-            <w:proofErr w:type="spellEnd"/>
           </w:p>
         </w:tc>
       </w:tr>
@@ -600,6 +364,7 @@
         <w:rPr>
           <w:b/>
           <w:bCs/>
+          <w:noProof/>
         </w:rPr>
       </w:pPr>
       <w:r>
@@ -630,16 +395,33 @@
         </w:rPr>
         <w:tab/>
       </w:r>
+    </w:p>
+    <w:p>
+      <w:pPr>
+        <w:rPr>
+          <w:b/>
+          <w:bCs/>
+          <w:noProof/>
+        </w:rPr>
+      </w:pPr>
+    </w:p>
+    <w:p>
+      <w:pPr>
+        <w:rPr>
+          <w:b/>
+          <w:bCs/>
+        </w:rPr>
+      </w:pPr>
       <w:r>
         <w:rPr>
           <w:b/>
           <w:bCs/>
         </w:rPr>
         <w:drawing>
-          <wp:inline distT="0" distB="0" distL="0" distR="0" wp14:anchorId="7F1BE892" wp14:editId="1EE5B31E">
-            <wp:extent cx="5731510" cy="3605530"/>
-            <wp:effectExtent l="0" t="0" r="2540" b="0"/>
-            <wp:docPr id="142904979" name="Picture 1"/>
+          <wp:inline distT="0" distB="0" distL="0" distR="0" wp14:anchorId="47A9F7AE" wp14:editId="44F4C808">
+            <wp:extent cx="5731510" cy="3310890"/>
+            <wp:effectExtent l="0" t="0" r="2540" b="3810"/>
+            <wp:docPr id="566963417" name="Picture 1"/>
             <wp:cNvGraphicFramePr>
               <a:graphicFrameLocks xmlns:a="http://schemas.openxmlformats.org/drawingml/2006/main" noChangeAspect="1"/>
             </wp:cNvGraphicFramePr>
@@ -647,7 +429,7 @@
               <a:graphicData uri="http://schemas.openxmlformats.org/drawingml/2006/picture">
                 <pic:pic xmlns:pic="http://schemas.openxmlformats.org/drawingml/2006/picture">
                   <pic:nvPicPr>
-                    <pic:cNvPr id="142904979" name=""/>
+                    <pic:cNvPr id="566963417" name=""/>
                     <pic:cNvPicPr/>
                   </pic:nvPicPr>
                   <pic:blipFill>
@@ -659,7 +441,7 @@
                   <pic:spPr>
                     <a:xfrm>
                       <a:off x="0" y="0"/>
-                      <a:ext cx="5731510" cy="3605530"/>
+                      <a:ext cx="5731510" cy="3310890"/>
                     </a:xfrm>
                     <a:prstGeom prst="rect">
                       <a:avLst/>
@@ -696,167 +478,13 @@
           <w:lang w:val="en-US"/>
         </w:rPr>
       </w:pPr>
-      <w:proofErr w:type="spellStart"/>
       <w:r>
         <w:rPr>
           <w:b/>
           <w:bCs/>
           <w:lang w:val="en-US"/>
         </w:rPr>
-        <w:t>Bước</w:t>
-      </w:r>
-      <w:proofErr w:type="spellEnd"/>
-      <w:r>
-        <w:rPr>
-          <w:b/>
-          <w:bCs/>
-          <w:lang w:val="en-US"/>
-        </w:rPr>
-        <w:t xml:space="preserve"> 3 — </w:t>
-      </w:r>
-      <w:proofErr w:type="spellStart"/>
-      <w:r>
-        <w:rPr>
-          <w:b/>
-          <w:bCs/>
-          <w:lang w:val="en-US"/>
-        </w:rPr>
-        <w:t>Bảng</w:t>
-      </w:r>
-      <w:proofErr w:type="spellEnd"/>
-      <w:r>
-        <w:rPr>
-          <w:b/>
-          <w:bCs/>
-          <w:lang w:val="en-US"/>
-        </w:rPr>
-        <w:t xml:space="preserve"> </w:t>
-      </w:r>
-      <w:proofErr w:type="spellStart"/>
-      <w:r>
-        <w:rPr>
-          <w:b/>
-          <w:bCs/>
-          <w:lang w:val="en-US"/>
-        </w:rPr>
-        <w:t>dữ</w:t>
-      </w:r>
-      <w:proofErr w:type="spellEnd"/>
-      <w:r>
-        <w:rPr>
-          <w:b/>
-          <w:bCs/>
-          <w:lang w:val="en-US"/>
-        </w:rPr>
-        <w:t xml:space="preserve"> </w:t>
-      </w:r>
-      <w:proofErr w:type="spellStart"/>
-      <w:r>
-        <w:rPr>
-          <w:b/>
-          <w:bCs/>
-          <w:lang w:val="en-US"/>
-        </w:rPr>
-        <w:t>liệu</w:t>
-      </w:r>
-      <w:proofErr w:type="spellEnd"/>
-      <w:r>
-        <w:rPr>
-          <w:b/>
-          <w:bCs/>
-          <w:lang w:val="en-US"/>
-        </w:rPr>
-        <w:t xml:space="preserve"> </w:t>
-      </w:r>
-      <w:proofErr w:type="spellStart"/>
-      <w:r>
-        <w:rPr>
-          <w:b/>
-          <w:bCs/>
-          <w:lang w:val="en-US"/>
-        </w:rPr>
-        <w:t>rà</w:t>
-      </w:r>
-      <w:proofErr w:type="spellEnd"/>
-      <w:r>
-        <w:rPr>
-          <w:b/>
-          <w:bCs/>
-          <w:lang w:val="en-US"/>
-        </w:rPr>
-        <w:t xml:space="preserve"> </w:t>
-      </w:r>
-      <w:proofErr w:type="spellStart"/>
-      <w:r>
-        <w:rPr>
-          <w:b/>
-          <w:bCs/>
-          <w:lang w:val="en-US"/>
-        </w:rPr>
-        <w:t>soát</w:t>
-      </w:r>
-      <w:proofErr w:type="spellEnd"/>
-      <w:r>
-        <w:rPr>
-          <w:b/>
-          <w:bCs/>
-          <w:lang w:val="en-US"/>
-        </w:rPr>
-        <w:t xml:space="preserve"> </w:t>
-      </w:r>
-      <w:proofErr w:type="spellStart"/>
-      <w:r>
-        <w:rPr>
-          <w:b/>
-          <w:bCs/>
-          <w:lang w:val="en-US"/>
-        </w:rPr>
-        <w:t>và</w:t>
-      </w:r>
-      <w:proofErr w:type="spellEnd"/>
-      <w:r>
-        <w:rPr>
-          <w:b/>
-          <w:bCs/>
-          <w:lang w:val="en-US"/>
-        </w:rPr>
-        <w:t xml:space="preserve"> </w:t>
-      </w:r>
-      <w:proofErr w:type="spellStart"/>
-      <w:r>
-        <w:rPr>
-          <w:b/>
-          <w:bCs/>
-          <w:lang w:val="en-US"/>
-        </w:rPr>
-        <w:t>Chuẩn</w:t>
-      </w:r>
-      <w:proofErr w:type="spellEnd"/>
-      <w:r>
-        <w:rPr>
-          <w:b/>
-          <w:bCs/>
-          <w:lang w:val="en-US"/>
-        </w:rPr>
-        <w:t xml:space="preserve"> </w:t>
-      </w:r>
-      <w:proofErr w:type="spellStart"/>
-      <w:r>
-        <w:rPr>
-          <w:b/>
-          <w:bCs/>
-          <w:lang w:val="en-US"/>
-        </w:rPr>
-        <w:t>hóa</w:t>
-      </w:r>
-      <w:proofErr w:type="spellEnd"/>
-      <w:r>
-        <w:rPr>
-          <w:b/>
-          <w:bCs/>
-          <w:lang w:val="en-US"/>
-        </w:rPr>
-        <w:t xml:space="preserve"> 1NF</w:t>
+        <w:t>Bước 3 — Bảng dữ liệu rà soát và Chuẩn hóa 1NF</w:t>
       </w:r>
     </w:p>
     <w:p>
@@ -871,115 +499,7 @@
           <w:bCs/>
           <w:lang w:val="en-US"/>
         </w:rPr>
-        <w:t xml:space="preserve">1. </w:t>
-      </w:r>
-      <w:proofErr w:type="spellStart"/>
-      <w:r>
-        <w:rPr>
-          <w:b/>
-          <w:bCs/>
-          <w:lang w:val="en-US"/>
-        </w:rPr>
-        <w:t>Phân</w:t>
-      </w:r>
-      <w:proofErr w:type="spellEnd"/>
-      <w:r>
-        <w:rPr>
-          <w:b/>
-          <w:bCs/>
-          <w:lang w:val="en-US"/>
-        </w:rPr>
-        <w:t xml:space="preserve"> </w:t>
-      </w:r>
-      <w:proofErr w:type="spellStart"/>
-      <w:r>
-        <w:rPr>
-          <w:b/>
-          <w:bCs/>
-          <w:lang w:val="en-US"/>
-        </w:rPr>
-        <w:t>tích</w:t>
-      </w:r>
-      <w:proofErr w:type="spellEnd"/>
-      <w:r>
-        <w:rPr>
-          <w:b/>
-          <w:bCs/>
-          <w:lang w:val="en-US"/>
-        </w:rPr>
-        <w:t xml:space="preserve"> </w:t>
-      </w:r>
-      <w:proofErr w:type="spellStart"/>
-      <w:r>
-        <w:rPr>
-          <w:b/>
-          <w:bCs/>
-          <w:lang w:val="en-US"/>
-        </w:rPr>
-        <w:t>lỗi</w:t>
-      </w:r>
-      <w:proofErr w:type="spellEnd"/>
-      <w:r>
-        <w:rPr>
-          <w:b/>
-          <w:bCs/>
-          <w:lang w:val="en-US"/>
-        </w:rPr>
-        <w:t xml:space="preserve"> vi </w:t>
-      </w:r>
-      <w:proofErr w:type="spellStart"/>
-      <w:r>
-        <w:rPr>
-          <w:b/>
-          <w:bCs/>
-          <w:lang w:val="en-US"/>
-        </w:rPr>
-        <w:t>phạm</w:t>
-      </w:r>
-      <w:proofErr w:type="spellEnd"/>
-      <w:r>
-        <w:rPr>
-          <w:b/>
-          <w:bCs/>
-          <w:lang w:val="en-US"/>
-        </w:rPr>
-        <w:t xml:space="preserve"> </w:t>
-      </w:r>
-      <w:proofErr w:type="spellStart"/>
-      <w:r>
-        <w:rPr>
-          <w:b/>
-          <w:bCs/>
-          <w:lang w:val="en-US"/>
-        </w:rPr>
-        <w:t>dạng</w:t>
-      </w:r>
-      <w:proofErr w:type="spellEnd"/>
-      <w:r>
-        <w:rPr>
-          <w:b/>
-          <w:bCs/>
-          <w:lang w:val="en-US"/>
-        </w:rPr>
-        <w:t xml:space="preserve"> </w:t>
-      </w:r>
-      <w:proofErr w:type="spellStart"/>
-      <w:r>
-        <w:rPr>
-          <w:b/>
-          <w:bCs/>
-          <w:lang w:val="en-US"/>
-        </w:rPr>
-        <w:t>chuẩn</w:t>
-      </w:r>
-      <w:proofErr w:type="spellEnd"/>
-      <w:r>
-        <w:rPr>
-          <w:b/>
-          <w:bCs/>
-          <w:lang w:val="en-US"/>
-        </w:rPr>
-        <w:t xml:space="preserve"> 1NF (1st Normal Form):</w:t>
+        <w:t>1. Phân tích lỗi vi phạm dạng chuẩn 1NF (1st Normal Form):</w:t>
       </w:r>
     </w:p>
     <w:tbl>
@@ -1028,186 +548,82 @@
                 <w:lang w:val="en-US"/>
               </w:rPr>
             </w:pPr>
-            <w:proofErr w:type="spellStart"/>
             <w:r>
               <w:rPr>
                 <w:b/>
                 <w:bCs/>
                 <w:lang w:val="en-US"/>
               </w:rPr>
-              <w:t>Cột</w:t>
-            </w:r>
-            <w:proofErr w:type="spellEnd"/>
+              <w:t>Cột vi phạm</w:t>
+            </w:r>
+          </w:p>
+        </w:tc>
+        <w:tc>
+          <w:tcPr>
+            <w:tcW w:w="0" w:type="auto"/>
+            <w:tcBorders>
+              <w:top w:val="single" w:sz="6" w:space="0" w:color="C4C7C5"/>
+              <w:left w:val="single" w:sz="6" w:space="0" w:color="C4C7C5"/>
+              <w:bottom w:val="single" w:sz="6" w:space="0" w:color="C4C7C5"/>
+              <w:right w:val="single" w:sz="6" w:space="0" w:color="C4C7C5"/>
+            </w:tcBorders>
+            <w:tcMar>
+              <w:top w:w="120" w:type="dxa"/>
+              <w:left w:w="180" w:type="dxa"/>
+              <w:bottom w:w="120" w:type="dxa"/>
+              <w:right w:w="180" w:type="dxa"/>
+            </w:tcMar>
+            <w:vAlign w:val="center"/>
+            <w:hideMark/>
+          </w:tcPr>
+          <w:p>
+            <w:pPr>
+              <w:rPr>
+                <w:lang w:val="en-US"/>
+              </w:rPr>
+            </w:pPr>
             <w:r>
               <w:rPr>
                 <w:b/>
                 <w:bCs/>
                 <w:lang w:val="en-US"/>
               </w:rPr>
-              <w:t xml:space="preserve"> vi </w:t>
-            </w:r>
-            <w:proofErr w:type="spellStart"/>
+              <w:t>Lý do vi phạm</w:t>
+            </w:r>
+          </w:p>
+        </w:tc>
+        <w:tc>
+          <w:tcPr>
+            <w:tcW w:w="0" w:type="auto"/>
+            <w:tcBorders>
+              <w:top w:val="single" w:sz="6" w:space="0" w:color="C4C7C5"/>
+              <w:left w:val="single" w:sz="6" w:space="0" w:color="C4C7C5"/>
+              <w:bottom w:val="single" w:sz="6" w:space="0" w:color="C4C7C5"/>
+              <w:right w:val="single" w:sz="6" w:space="0" w:color="C4C7C5"/>
+            </w:tcBorders>
+            <w:tcMar>
+              <w:top w:w="120" w:type="dxa"/>
+              <w:left w:w="180" w:type="dxa"/>
+              <w:bottom w:w="120" w:type="dxa"/>
+              <w:right w:w="180" w:type="dxa"/>
+            </w:tcMar>
+            <w:vAlign w:val="center"/>
+            <w:hideMark/>
+          </w:tcPr>
+          <w:p>
+            <w:pPr>
+              <w:rPr>
+                <w:lang w:val="en-US"/>
+              </w:rPr>
+            </w:pPr>
             <w:r>
               <w:rPr>
                 <w:b/>
                 <w:bCs/>
                 <w:lang w:val="en-US"/>
               </w:rPr>
-              <w:t>phạm</w:t>
-            </w:r>
-            <w:proofErr w:type="spellEnd"/>
-          </w:p>
-        </w:tc>
-        <w:tc>
-          <w:tcPr>
-            <w:tcW w:w="0" w:type="auto"/>
-            <w:tcBorders>
-              <w:top w:val="single" w:sz="6" w:space="0" w:color="C4C7C5"/>
-              <w:left w:val="single" w:sz="6" w:space="0" w:color="C4C7C5"/>
-              <w:bottom w:val="single" w:sz="6" w:space="0" w:color="C4C7C5"/>
-              <w:right w:val="single" w:sz="6" w:space="0" w:color="C4C7C5"/>
-            </w:tcBorders>
-            <w:tcMar>
-              <w:top w:w="120" w:type="dxa"/>
-              <w:left w:w="180" w:type="dxa"/>
-              <w:bottom w:w="120" w:type="dxa"/>
-              <w:right w:w="180" w:type="dxa"/>
-            </w:tcMar>
-            <w:vAlign w:val="center"/>
-            <w:hideMark/>
-          </w:tcPr>
-          <w:p>
-            <w:pPr>
-              <w:rPr>
-                <w:lang w:val="en-US"/>
-              </w:rPr>
-            </w:pPr>
-            <w:r>
-              <w:rPr>
-                <w:b/>
-                <w:bCs/>
-                <w:lang w:val="en-US"/>
-              </w:rPr>
-              <w:t xml:space="preserve">Lý do vi </w:t>
-            </w:r>
-            <w:proofErr w:type="spellStart"/>
-            <w:r>
-              <w:rPr>
-                <w:b/>
-                <w:bCs/>
-                <w:lang w:val="en-US"/>
-              </w:rPr>
-              <w:t>phạm</w:t>
-            </w:r>
-            <w:proofErr w:type="spellEnd"/>
-          </w:p>
-        </w:tc>
-        <w:tc>
-          <w:tcPr>
-            <w:tcW w:w="0" w:type="auto"/>
-            <w:tcBorders>
-              <w:top w:val="single" w:sz="6" w:space="0" w:color="C4C7C5"/>
-              <w:left w:val="single" w:sz="6" w:space="0" w:color="C4C7C5"/>
-              <w:bottom w:val="single" w:sz="6" w:space="0" w:color="C4C7C5"/>
-              <w:right w:val="single" w:sz="6" w:space="0" w:color="C4C7C5"/>
-            </w:tcBorders>
-            <w:tcMar>
-              <w:top w:w="120" w:type="dxa"/>
-              <w:left w:w="180" w:type="dxa"/>
-              <w:bottom w:w="120" w:type="dxa"/>
-              <w:right w:w="180" w:type="dxa"/>
-            </w:tcMar>
-            <w:vAlign w:val="center"/>
-            <w:hideMark/>
-          </w:tcPr>
-          <w:p>
-            <w:pPr>
-              <w:rPr>
-                <w:lang w:val="en-US"/>
-              </w:rPr>
-            </w:pPr>
-            <w:proofErr w:type="spellStart"/>
-            <w:r>
-              <w:rPr>
-                <w:b/>
-                <w:bCs/>
-                <w:lang w:val="en-US"/>
-              </w:rPr>
-              <w:t>Đề</w:t>
-            </w:r>
-            <w:proofErr w:type="spellEnd"/>
-            <w:r>
-              <w:rPr>
-                <w:b/>
-                <w:bCs/>
-                <w:lang w:val="en-US"/>
-              </w:rPr>
-              <w:t xml:space="preserve"> </w:t>
-            </w:r>
-            <w:proofErr w:type="spellStart"/>
-            <w:r>
-              <w:rPr>
-                <w:b/>
-                <w:bCs/>
-                <w:lang w:val="en-US"/>
-              </w:rPr>
-              <w:t>xuất</w:t>
-            </w:r>
-            <w:proofErr w:type="spellEnd"/>
-            <w:r>
-              <w:rPr>
-                <w:b/>
-                <w:bCs/>
-                <w:lang w:val="en-US"/>
-              </w:rPr>
-              <w:t xml:space="preserve"> </w:t>
-            </w:r>
-            <w:proofErr w:type="spellStart"/>
-            <w:r>
-              <w:rPr>
-                <w:b/>
-                <w:bCs/>
-                <w:lang w:val="en-US"/>
-              </w:rPr>
-              <w:t>cách</w:t>
-            </w:r>
-            <w:proofErr w:type="spellEnd"/>
-            <w:r>
-              <w:rPr>
-                <w:b/>
-                <w:bCs/>
-                <w:lang w:val="en-US"/>
-              </w:rPr>
-              <w:t xml:space="preserve"> </w:t>
-            </w:r>
-            <w:proofErr w:type="spellStart"/>
-            <w:r>
-              <w:rPr>
-                <w:b/>
-                <w:bCs/>
-                <w:lang w:val="en-US"/>
-              </w:rPr>
-              <w:t>khắc</w:t>
-            </w:r>
-            <w:proofErr w:type="spellEnd"/>
-            <w:r>
-              <w:rPr>
-                <w:b/>
-                <w:bCs/>
-                <w:lang w:val="en-US"/>
-              </w:rPr>
-              <w:t xml:space="preserve"> </w:t>
-            </w:r>
-            <w:proofErr w:type="spellStart"/>
-            <w:r>
-              <w:rPr>
-                <w:b/>
-                <w:bCs/>
-                <w:lang w:val="en-US"/>
-              </w:rPr>
-              <w:t>phục</w:t>
-            </w:r>
-            <w:proofErr w:type="spellEnd"/>
+              <w:t>Đề xuất cách khắc phục</w:t>
+            </w:r>
           </w:p>
         </w:tc>
       </w:tr>
@@ -1239,7 +655,6 @@
                 <w:lang w:val="en-US"/>
               </w:rPr>
             </w:pPr>
-            <w:proofErr w:type="spellStart"/>
             <w:r>
               <w:rPr>
                 <w:b/>
@@ -1248,663 +663,98 @@
               </w:rPr>
               <w:t>SoDienThoai</w:t>
             </w:r>
-            <w:proofErr w:type="spellEnd"/>
-          </w:p>
-        </w:tc>
-        <w:tc>
-          <w:tcPr>
-            <w:tcW w:w="0" w:type="auto"/>
-            <w:tcBorders>
-              <w:top w:val="single" w:sz="6" w:space="0" w:color="C4C7C5"/>
-              <w:left w:val="single" w:sz="6" w:space="0" w:color="C4C7C5"/>
-              <w:bottom w:val="single" w:sz="6" w:space="0" w:color="C4C7C5"/>
-              <w:right w:val="single" w:sz="6" w:space="0" w:color="C4C7C5"/>
-            </w:tcBorders>
-            <w:tcMar>
-              <w:top w:w="120" w:type="dxa"/>
-              <w:left w:w="180" w:type="dxa"/>
-              <w:bottom w:w="120" w:type="dxa"/>
-              <w:right w:w="180" w:type="dxa"/>
-            </w:tcMar>
-            <w:vAlign w:val="center"/>
-            <w:hideMark/>
-          </w:tcPr>
-          <w:p>
-            <w:pPr>
-              <w:rPr>
-                <w:lang w:val="en-US"/>
-              </w:rPr>
-            </w:pPr>
-            <w:proofErr w:type="spellStart"/>
-            <w:r>
-              <w:rPr>
-                <w:lang w:val="en-US"/>
-              </w:rPr>
-              <w:t>Chứa</w:t>
-            </w:r>
-            <w:proofErr w:type="spellEnd"/>
-            <w:r>
-              <w:rPr>
-                <w:lang w:val="en-US"/>
-              </w:rPr>
-              <w:t xml:space="preserve"> </w:t>
-            </w:r>
-            <w:proofErr w:type="spellStart"/>
+          </w:p>
+        </w:tc>
+        <w:tc>
+          <w:tcPr>
+            <w:tcW w:w="0" w:type="auto"/>
+            <w:tcBorders>
+              <w:top w:val="single" w:sz="6" w:space="0" w:color="C4C7C5"/>
+              <w:left w:val="single" w:sz="6" w:space="0" w:color="C4C7C5"/>
+              <w:bottom w:val="single" w:sz="6" w:space="0" w:color="C4C7C5"/>
+              <w:right w:val="single" w:sz="6" w:space="0" w:color="C4C7C5"/>
+            </w:tcBorders>
+            <w:tcMar>
+              <w:top w:w="120" w:type="dxa"/>
+              <w:left w:w="180" w:type="dxa"/>
+              <w:bottom w:w="120" w:type="dxa"/>
+              <w:right w:w="180" w:type="dxa"/>
+            </w:tcMar>
+            <w:vAlign w:val="center"/>
+            <w:hideMark/>
+          </w:tcPr>
+          <w:p>
+            <w:pPr>
+              <w:rPr>
+                <w:lang w:val="en-US"/>
+              </w:rPr>
+            </w:pPr>
+            <w:r>
+              <w:rPr>
+                <w:lang w:val="en-US"/>
+              </w:rPr>
+              <w:t xml:space="preserve">Chứa </w:t>
+            </w:r>
             <w:r>
               <w:rPr>
                 <w:b/>
                 <w:bCs/>
                 <w:lang w:val="en-US"/>
               </w:rPr>
-              <w:t>thuộc</w:t>
-            </w:r>
-            <w:proofErr w:type="spellEnd"/>
-            <w:r>
-              <w:rPr>
-                <w:b/>
-                <w:bCs/>
-                <w:lang w:val="en-US"/>
-              </w:rPr>
-              <w:t xml:space="preserve"> </w:t>
-            </w:r>
-            <w:proofErr w:type="spellStart"/>
-            <w:r>
-              <w:rPr>
-                <w:b/>
-                <w:bCs/>
-                <w:lang w:val="en-US"/>
-              </w:rPr>
-              <w:t>tính</w:t>
-            </w:r>
-            <w:proofErr w:type="spellEnd"/>
-            <w:r>
-              <w:rPr>
-                <w:b/>
-                <w:bCs/>
-                <w:lang w:val="en-US"/>
-              </w:rPr>
-              <w:t xml:space="preserve"> </w:t>
-            </w:r>
-            <w:proofErr w:type="spellStart"/>
-            <w:r>
-              <w:rPr>
-                <w:b/>
-                <w:bCs/>
-                <w:lang w:val="en-US"/>
-              </w:rPr>
-              <w:t>đa</w:t>
-            </w:r>
-            <w:proofErr w:type="spellEnd"/>
-            <w:r>
-              <w:rPr>
-                <w:b/>
-                <w:bCs/>
-                <w:lang w:val="en-US"/>
-              </w:rPr>
-              <w:t xml:space="preserve"> </w:t>
-            </w:r>
-            <w:proofErr w:type="spellStart"/>
-            <w:r>
-              <w:rPr>
-                <w:b/>
-                <w:bCs/>
-                <w:lang w:val="en-US"/>
-              </w:rPr>
-              <w:t>trị</w:t>
-            </w:r>
-            <w:proofErr w:type="spellEnd"/>
-            <w:r>
-              <w:rPr>
-                <w:lang w:val="en-US"/>
-              </w:rPr>
-              <w:t xml:space="preserve"> (</w:t>
-            </w:r>
-            <w:proofErr w:type="spellStart"/>
-            <w:r>
-              <w:rPr>
-                <w:lang w:val="en-US"/>
-              </w:rPr>
-              <w:t>một</w:t>
-            </w:r>
-            <w:proofErr w:type="spellEnd"/>
-            <w:r>
-              <w:rPr>
-                <w:lang w:val="en-US"/>
-              </w:rPr>
-              <w:t xml:space="preserve"> ô </w:t>
-            </w:r>
-            <w:proofErr w:type="spellStart"/>
-            <w:r>
-              <w:rPr>
-                <w:lang w:val="en-US"/>
-              </w:rPr>
-              <w:t>chứa</w:t>
-            </w:r>
-            <w:proofErr w:type="spellEnd"/>
-            <w:r>
-              <w:rPr>
-                <w:lang w:val="en-US"/>
-              </w:rPr>
-              <w:t xml:space="preserve"> 2 </w:t>
-            </w:r>
-            <w:proofErr w:type="spellStart"/>
-            <w:r>
-              <w:rPr>
-                <w:lang w:val="en-US"/>
-              </w:rPr>
-              <w:t>giá</w:t>
-            </w:r>
-            <w:proofErr w:type="spellEnd"/>
-            <w:r>
-              <w:rPr>
-                <w:lang w:val="en-US"/>
-              </w:rPr>
-              <w:t xml:space="preserve"> </w:t>
-            </w:r>
-            <w:proofErr w:type="spellStart"/>
-            <w:r>
-              <w:rPr>
-                <w:lang w:val="en-US"/>
-              </w:rPr>
-              <w:t>trị</w:t>
-            </w:r>
-            <w:proofErr w:type="spellEnd"/>
-            <w:r>
-              <w:rPr>
-                <w:lang w:val="en-US"/>
-              </w:rPr>
-              <w:t xml:space="preserve">: 0901111111, 0902222222 </w:t>
-            </w:r>
-            <w:proofErr w:type="spellStart"/>
-            <w:r>
-              <w:rPr>
-                <w:lang w:val="en-US"/>
-              </w:rPr>
-              <w:t>của</w:t>
-            </w:r>
-            <w:proofErr w:type="spellEnd"/>
-            <w:r>
-              <w:rPr>
-                <w:lang w:val="en-US"/>
-              </w:rPr>
-              <w:t xml:space="preserve"> HV01). Theo </w:t>
-            </w:r>
-            <w:proofErr w:type="spellStart"/>
-            <w:r>
-              <w:rPr>
-                <w:lang w:val="en-US"/>
-              </w:rPr>
-              <w:t>chuẩn</w:t>
-            </w:r>
-            <w:proofErr w:type="spellEnd"/>
-            <w:r>
-              <w:rPr>
-                <w:lang w:val="en-US"/>
-              </w:rPr>
-              <w:t xml:space="preserve"> 1NF, </w:t>
-            </w:r>
-            <w:proofErr w:type="spellStart"/>
-            <w:r>
-              <w:rPr>
-                <w:lang w:val="en-US"/>
-              </w:rPr>
-              <w:t>mỗi</w:t>
-            </w:r>
-            <w:proofErr w:type="spellEnd"/>
-            <w:r>
-              <w:rPr>
-                <w:lang w:val="en-US"/>
-              </w:rPr>
-              <w:t xml:space="preserve"> ô </w:t>
-            </w:r>
-            <w:proofErr w:type="spellStart"/>
-            <w:r>
-              <w:rPr>
-                <w:lang w:val="en-US"/>
-              </w:rPr>
-              <w:t>chỉ</w:t>
-            </w:r>
-            <w:proofErr w:type="spellEnd"/>
-            <w:r>
-              <w:rPr>
-                <w:lang w:val="en-US"/>
-              </w:rPr>
-              <w:t xml:space="preserve"> </w:t>
-            </w:r>
-            <w:proofErr w:type="spellStart"/>
-            <w:r>
-              <w:rPr>
-                <w:lang w:val="en-US"/>
-              </w:rPr>
-              <w:t>được</w:t>
-            </w:r>
-            <w:proofErr w:type="spellEnd"/>
-            <w:r>
-              <w:rPr>
-                <w:lang w:val="en-US"/>
-              </w:rPr>
-              <w:t xml:space="preserve"> </w:t>
-            </w:r>
-            <w:proofErr w:type="spellStart"/>
+              <w:t>thuộc tính đa trị</w:t>
+            </w:r>
+            <w:r>
+              <w:rPr>
+                <w:lang w:val="en-US"/>
+              </w:rPr>
+              <w:t xml:space="preserve"> (một ô chứa 2 giá trị: 0901111111, 0902222222 của HV01). Theo chuẩn 1NF, mỗi ô chỉ được </w:t>
+            </w:r>
             <w:r>
               <w:rPr>
                 <w:lang w:val="en-US"/>
               </w:rPr>
               <w:lastRenderedPageBreak/>
-              <w:t>chứa</w:t>
-            </w:r>
-            <w:proofErr w:type="spellEnd"/>
-            <w:r>
-              <w:rPr>
-                <w:lang w:val="en-US"/>
-              </w:rPr>
-              <w:t xml:space="preserve"> </w:t>
-            </w:r>
-            <w:proofErr w:type="spellStart"/>
-            <w:r>
-              <w:rPr>
-                <w:lang w:val="en-US"/>
-              </w:rPr>
-              <w:t>một</w:t>
-            </w:r>
-            <w:proofErr w:type="spellEnd"/>
-            <w:r>
-              <w:rPr>
-                <w:lang w:val="en-US"/>
-              </w:rPr>
-              <w:t xml:space="preserve"> </w:t>
-            </w:r>
-            <w:proofErr w:type="spellStart"/>
-            <w:r>
-              <w:rPr>
-                <w:lang w:val="en-US"/>
-              </w:rPr>
-              <w:t>giá</w:t>
-            </w:r>
-            <w:proofErr w:type="spellEnd"/>
-            <w:r>
-              <w:rPr>
-                <w:lang w:val="en-US"/>
-              </w:rPr>
-              <w:t xml:space="preserve"> </w:t>
-            </w:r>
-            <w:proofErr w:type="spellStart"/>
-            <w:r>
-              <w:rPr>
-                <w:lang w:val="en-US"/>
-              </w:rPr>
-              <w:t>trị</w:t>
-            </w:r>
-            <w:proofErr w:type="spellEnd"/>
-            <w:r>
-              <w:rPr>
-                <w:lang w:val="en-US"/>
-              </w:rPr>
-              <w:t xml:space="preserve"> </w:t>
-            </w:r>
-            <w:proofErr w:type="spellStart"/>
-            <w:r>
-              <w:rPr>
-                <w:lang w:val="en-US"/>
-              </w:rPr>
-              <w:t>duy</w:t>
-            </w:r>
-            <w:proofErr w:type="spellEnd"/>
-            <w:r>
-              <w:rPr>
-                <w:lang w:val="en-US"/>
-              </w:rPr>
-              <w:t xml:space="preserve"> </w:t>
-            </w:r>
-            <w:proofErr w:type="spellStart"/>
-            <w:r>
-              <w:rPr>
-                <w:lang w:val="en-US"/>
-              </w:rPr>
-              <w:t>nhất</w:t>
-            </w:r>
-            <w:proofErr w:type="spellEnd"/>
-            <w:r>
-              <w:rPr>
-                <w:lang w:val="en-US"/>
-              </w:rPr>
-              <w:t xml:space="preserve"> (</w:t>
-            </w:r>
-            <w:proofErr w:type="spellStart"/>
-            <w:r>
-              <w:rPr>
-                <w:lang w:val="en-US"/>
-              </w:rPr>
-              <w:t>nguyên</w:t>
-            </w:r>
-            <w:proofErr w:type="spellEnd"/>
-            <w:r>
-              <w:rPr>
-                <w:lang w:val="en-US"/>
-              </w:rPr>
-              <w:t xml:space="preserve"> </w:t>
-            </w:r>
-            <w:proofErr w:type="spellStart"/>
-            <w:r>
-              <w:rPr>
-                <w:lang w:val="en-US"/>
-              </w:rPr>
-              <w:t>tố</w:t>
-            </w:r>
-            <w:proofErr w:type="spellEnd"/>
-            <w:r>
-              <w:rPr>
-                <w:lang w:val="en-US"/>
-              </w:rPr>
-              <w:t>).</w:t>
-            </w:r>
-          </w:p>
-        </w:tc>
-        <w:tc>
-          <w:tcPr>
-            <w:tcW w:w="0" w:type="auto"/>
-            <w:tcBorders>
-              <w:top w:val="single" w:sz="6" w:space="0" w:color="C4C7C5"/>
-              <w:left w:val="single" w:sz="6" w:space="0" w:color="C4C7C5"/>
-              <w:bottom w:val="single" w:sz="6" w:space="0" w:color="C4C7C5"/>
-              <w:right w:val="single" w:sz="6" w:space="0" w:color="C4C7C5"/>
-            </w:tcBorders>
-            <w:tcMar>
-              <w:top w:w="120" w:type="dxa"/>
-              <w:left w:w="180" w:type="dxa"/>
-              <w:bottom w:w="120" w:type="dxa"/>
-              <w:right w:w="180" w:type="dxa"/>
-            </w:tcMar>
-            <w:vAlign w:val="center"/>
-            <w:hideMark/>
-          </w:tcPr>
-          <w:p>
-            <w:pPr>
-              <w:rPr>
-                <w:lang w:val="en-US"/>
-              </w:rPr>
-            </w:pPr>
-            <w:proofErr w:type="spellStart"/>
+              <w:t>chứa một giá trị duy nhất (nguyên tố).</w:t>
+            </w:r>
+          </w:p>
+        </w:tc>
+        <w:tc>
+          <w:tcPr>
+            <w:tcW w:w="0" w:type="auto"/>
+            <w:tcBorders>
+              <w:top w:val="single" w:sz="6" w:space="0" w:color="C4C7C5"/>
+              <w:left w:val="single" w:sz="6" w:space="0" w:color="C4C7C5"/>
+              <w:bottom w:val="single" w:sz="6" w:space="0" w:color="C4C7C5"/>
+              <w:right w:val="single" w:sz="6" w:space="0" w:color="C4C7C5"/>
+            </w:tcBorders>
+            <w:tcMar>
+              <w:top w:w="120" w:type="dxa"/>
+              <w:left w:w="180" w:type="dxa"/>
+              <w:bottom w:w="120" w:type="dxa"/>
+              <w:right w:w="180" w:type="dxa"/>
+            </w:tcMar>
+            <w:vAlign w:val="center"/>
+            <w:hideMark/>
+          </w:tcPr>
+          <w:p>
+            <w:pPr>
+              <w:rPr>
+                <w:lang w:val="en-US"/>
+              </w:rPr>
+            </w:pPr>
             <w:r>
               <w:rPr>
                 <w:lang w:val="en-US"/>
               </w:rPr>
               <w:lastRenderedPageBreak/>
-              <w:t>Tách</w:t>
-            </w:r>
-            <w:proofErr w:type="spellEnd"/>
-            <w:r>
-              <w:rPr>
-                <w:lang w:val="en-US"/>
-              </w:rPr>
-              <w:t xml:space="preserve"> </w:t>
-            </w:r>
-            <w:proofErr w:type="spellStart"/>
-            <w:r>
-              <w:rPr>
-                <w:lang w:val="en-US"/>
-              </w:rPr>
-              <w:t>cột</w:t>
-            </w:r>
-            <w:proofErr w:type="spellEnd"/>
-            <w:r>
-              <w:rPr>
-                <w:lang w:val="en-US"/>
-              </w:rPr>
-              <w:t xml:space="preserve"> </w:t>
-            </w:r>
-            <w:proofErr w:type="spellStart"/>
-            <w:r>
-              <w:rPr>
-                <w:lang w:val="en-US"/>
-              </w:rPr>
-              <w:t>số</w:t>
-            </w:r>
-            <w:proofErr w:type="spellEnd"/>
-            <w:r>
-              <w:rPr>
-                <w:lang w:val="en-US"/>
-              </w:rPr>
-              <w:t xml:space="preserve"> </w:t>
-            </w:r>
-            <w:proofErr w:type="spellStart"/>
-            <w:r>
-              <w:rPr>
-                <w:lang w:val="en-US"/>
-              </w:rPr>
-              <w:t>điện</w:t>
-            </w:r>
-            <w:proofErr w:type="spellEnd"/>
-            <w:r>
-              <w:rPr>
-                <w:lang w:val="en-US"/>
-              </w:rPr>
-              <w:t xml:space="preserve"> </w:t>
-            </w:r>
-            <w:proofErr w:type="spellStart"/>
-            <w:r>
-              <w:rPr>
-                <w:lang w:val="en-US"/>
-              </w:rPr>
-              <w:t>thoại</w:t>
-            </w:r>
-            <w:proofErr w:type="spellEnd"/>
-            <w:r>
-              <w:rPr>
-                <w:lang w:val="en-US"/>
-              </w:rPr>
-              <w:t xml:space="preserve"> </w:t>
-            </w:r>
-            <w:proofErr w:type="spellStart"/>
-            <w:r>
-              <w:rPr>
-                <w:lang w:val="en-US"/>
-              </w:rPr>
-              <w:t>ra</w:t>
-            </w:r>
-            <w:proofErr w:type="spellEnd"/>
-            <w:r>
-              <w:rPr>
-                <w:lang w:val="en-US"/>
-              </w:rPr>
-              <w:t xml:space="preserve"> </w:t>
-            </w:r>
-            <w:proofErr w:type="spellStart"/>
-            <w:r>
-              <w:rPr>
-                <w:lang w:val="en-US"/>
-              </w:rPr>
-              <w:t>thành</w:t>
-            </w:r>
-            <w:proofErr w:type="spellEnd"/>
-            <w:r>
-              <w:rPr>
-                <w:lang w:val="en-US"/>
-              </w:rPr>
-              <w:t xml:space="preserve"> </w:t>
-            </w:r>
-            <w:proofErr w:type="spellStart"/>
-            <w:r>
-              <w:rPr>
-                <w:lang w:val="en-US"/>
-              </w:rPr>
-              <w:t>một</w:t>
-            </w:r>
-            <w:proofErr w:type="spellEnd"/>
-            <w:r>
-              <w:rPr>
-                <w:lang w:val="en-US"/>
-              </w:rPr>
-              <w:t xml:space="preserve"> </w:t>
-            </w:r>
-            <w:proofErr w:type="spellStart"/>
-            <w:r>
-              <w:rPr>
-                <w:lang w:val="en-US"/>
-              </w:rPr>
-              <w:t>bảng</w:t>
-            </w:r>
-            <w:proofErr w:type="spellEnd"/>
-            <w:r>
-              <w:rPr>
-                <w:lang w:val="en-US"/>
-              </w:rPr>
-              <w:t xml:space="preserve"> </w:t>
-            </w:r>
-            <w:proofErr w:type="spellStart"/>
-            <w:r>
-              <w:rPr>
-                <w:lang w:val="en-US"/>
-              </w:rPr>
-              <w:t>riêng</w:t>
-            </w:r>
-            <w:proofErr w:type="spellEnd"/>
-            <w:r>
-              <w:rPr>
-                <w:lang w:val="en-US"/>
-              </w:rPr>
-              <w:t xml:space="preserve"> </w:t>
-            </w:r>
-            <w:proofErr w:type="spellStart"/>
-            <w:r>
-              <w:rPr>
-                <w:lang w:val="en-US"/>
-              </w:rPr>
-              <w:t>biệt</w:t>
-            </w:r>
-            <w:proofErr w:type="spellEnd"/>
-            <w:r>
-              <w:rPr>
-                <w:lang w:val="en-US"/>
-              </w:rPr>
-              <w:t xml:space="preserve"> (</w:t>
-            </w:r>
-            <w:proofErr w:type="spellStart"/>
-            <w:r>
-              <w:rPr>
-                <w:lang w:val="en-US"/>
-              </w:rPr>
-              <w:t>bảng</w:t>
-            </w:r>
-            <w:proofErr w:type="spellEnd"/>
-            <w:r>
-              <w:rPr>
-                <w:lang w:val="en-US"/>
-              </w:rPr>
-              <w:t xml:space="preserve"> SDT_HOI_VIEN) </w:t>
-            </w:r>
-            <w:proofErr w:type="spellStart"/>
-            <w:r>
-              <w:rPr>
-                <w:lang w:val="en-US"/>
-              </w:rPr>
-              <w:t>và</w:t>
-            </w:r>
-            <w:proofErr w:type="spellEnd"/>
-            <w:r>
-              <w:rPr>
-                <w:lang w:val="en-US"/>
-              </w:rPr>
-              <w:t xml:space="preserve"> </w:t>
-            </w:r>
-            <w:proofErr w:type="spellStart"/>
-            <w:r>
-              <w:rPr>
-                <w:lang w:val="en-US"/>
-              </w:rPr>
-              <w:t>liên</w:t>
-            </w:r>
-            <w:proofErr w:type="spellEnd"/>
-            <w:r>
-              <w:rPr>
-                <w:lang w:val="en-US"/>
-              </w:rPr>
-              <w:t xml:space="preserve"> </w:t>
-            </w:r>
-            <w:proofErr w:type="spellStart"/>
-            <w:r>
-              <w:rPr>
-                <w:lang w:val="en-US"/>
-              </w:rPr>
-              <w:t>kết</w:t>
-            </w:r>
-            <w:proofErr w:type="spellEnd"/>
-            <w:r>
-              <w:rPr>
-                <w:lang w:val="en-US"/>
-              </w:rPr>
-              <w:t xml:space="preserve"> </w:t>
-            </w:r>
-            <w:proofErr w:type="spellStart"/>
-            <w:r>
-              <w:rPr>
-                <w:lang w:val="en-US"/>
-              </w:rPr>
-              <w:t>với</w:t>
-            </w:r>
-            <w:proofErr w:type="spellEnd"/>
-            <w:r>
-              <w:rPr>
-                <w:lang w:val="en-US"/>
-              </w:rPr>
-              <w:t xml:space="preserve"> </w:t>
-            </w:r>
-            <w:proofErr w:type="spellStart"/>
+              <w:t xml:space="preserve">Tách cột số điện thoại ra thành một bảng riêng biệt (bảng SDT_HOI_VIEN) và liên kết với </w:t>
+            </w:r>
             <w:r>
               <w:rPr>
                 <w:lang w:val="en-US"/>
               </w:rPr>
               <w:lastRenderedPageBreak/>
-              <w:t>bảng</w:t>
-            </w:r>
-            <w:proofErr w:type="spellEnd"/>
-            <w:r>
-              <w:rPr>
-                <w:lang w:val="en-US"/>
-              </w:rPr>
-              <w:t xml:space="preserve"> HOI_VIEN qua </w:t>
-            </w:r>
-            <w:proofErr w:type="spellStart"/>
-            <w:r>
-              <w:rPr>
-                <w:lang w:val="en-US"/>
-              </w:rPr>
-              <w:t>khóa</w:t>
-            </w:r>
-            <w:proofErr w:type="spellEnd"/>
-            <w:r>
-              <w:rPr>
-                <w:lang w:val="en-US"/>
-              </w:rPr>
-              <w:t xml:space="preserve"> </w:t>
-            </w:r>
-            <w:proofErr w:type="spellStart"/>
-            <w:r>
-              <w:rPr>
-                <w:lang w:val="en-US"/>
-              </w:rPr>
-              <w:t>ngoại</w:t>
-            </w:r>
-            <w:proofErr w:type="spellEnd"/>
-            <w:r>
-              <w:rPr>
-                <w:lang w:val="en-US"/>
-              </w:rPr>
-              <w:t xml:space="preserve"> </w:t>
-            </w:r>
-            <w:proofErr w:type="spellStart"/>
-            <w:r>
-              <w:rPr>
-                <w:lang w:val="en-US"/>
-              </w:rPr>
-              <w:t>MaHV</w:t>
-            </w:r>
-            <w:proofErr w:type="spellEnd"/>
-            <w:r>
-              <w:rPr>
-                <w:lang w:val="en-US"/>
-              </w:rPr>
-              <w:t>.</w:t>
+              <w:t>bảng HOI_VIEN qua khóa ngoại MaHV.</w:t>
             </w:r>
           </w:p>
         </w:tc>
@@ -1923,151 +773,7 @@
           <w:lang w:val="en-US"/>
         </w:rPr>
         <w:lastRenderedPageBreak/>
-        <w:t xml:space="preserve">2. </w:t>
-      </w:r>
-      <w:proofErr w:type="spellStart"/>
-      <w:r>
-        <w:rPr>
-          <w:b/>
-          <w:bCs/>
-          <w:lang w:val="en-US"/>
-        </w:rPr>
-        <w:t>Bảng</w:t>
-      </w:r>
-      <w:proofErr w:type="spellEnd"/>
-      <w:r>
-        <w:rPr>
-          <w:b/>
-          <w:bCs/>
-          <w:lang w:val="en-US"/>
-        </w:rPr>
-        <w:t xml:space="preserve"> </w:t>
-      </w:r>
-      <w:proofErr w:type="spellStart"/>
-      <w:r>
-        <w:rPr>
-          <w:b/>
-          <w:bCs/>
-          <w:lang w:val="en-US"/>
-        </w:rPr>
-        <w:t>dữ</w:t>
-      </w:r>
-      <w:proofErr w:type="spellEnd"/>
-      <w:r>
-        <w:rPr>
-          <w:b/>
-          <w:bCs/>
-          <w:lang w:val="en-US"/>
-        </w:rPr>
-        <w:t xml:space="preserve"> </w:t>
-      </w:r>
-      <w:proofErr w:type="spellStart"/>
-      <w:r>
-        <w:rPr>
-          <w:b/>
-          <w:bCs/>
-          <w:lang w:val="en-US"/>
-        </w:rPr>
-        <w:t>liệu</w:t>
-      </w:r>
-      <w:proofErr w:type="spellEnd"/>
-      <w:r>
-        <w:rPr>
-          <w:b/>
-          <w:bCs/>
-          <w:lang w:val="en-US"/>
-        </w:rPr>
-        <w:t xml:space="preserve"> </w:t>
-      </w:r>
-      <w:proofErr w:type="spellStart"/>
-      <w:r>
-        <w:rPr>
-          <w:b/>
-          <w:bCs/>
-          <w:lang w:val="en-US"/>
-        </w:rPr>
-        <w:t>sau</w:t>
-      </w:r>
-      <w:proofErr w:type="spellEnd"/>
-      <w:r>
-        <w:rPr>
-          <w:b/>
-          <w:bCs/>
-          <w:lang w:val="en-US"/>
-        </w:rPr>
-        <w:t xml:space="preserve"> </w:t>
-      </w:r>
-      <w:proofErr w:type="spellStart"/>
-      <w:r>
-        <w:rPr>
-          <w:b/>
-          <w:bCs/>
-          <w:lang w:val="en-US"/>
-        </w:rPr>
-        <w:t>khi</w:t>
-      </w:r>
-      <w:proofErr w:type="spellEnd"/>
-      <w:r>
-        <w:rPr>
-          <w:b/>
-          <w:bCs/>
-          <w:lang w:val="en-US"/>
-        </w:rPr>
-        <w:t xml:space="preserve"> </w:t>
-      </w:r>
-      <w:proofErr w:type="spellStart"/>
-      <w:r>
-        <w:rPr>
-          <w:b/>
-          <w:bCs/>
-          <w:lang w:val="en-US"/>
-        </w:rPr>
-        <w:t>đã</w:t>
-      </w:r>
-      <w:proofErr w:type="spellEnd"/>
-      <w:r>
-        <w:rPr>
-          <w:b/>
-          <w:bCs/>
-          <w:lang w:val="en-US"/>
-        </w:rPr>
-        <w:t xml:space="preserve"> </w:t>
-      </w:r>
-      <w:proofErr w:type="spellStart"/>
-      <w:r>
-        <w:rPr>
-          <w:b/>
-          <w:bCs/>
-          <w:lang w:val="en-US"/>
-        </w:rPr>
-        <w:t>tách</w:t>
-      </w:r>
-      <w:proofErr w:type="spellEnd"/>
-      <w:r>
-        <w:rPr>
-          <w:b/>
-          <w:bCs/>
-          <w:lang w:val="en-US"/>
-        </w:rPr>
-        <w:t xml:space="preserve"> (Đạt </w:t>
-      </w:r>
-      <w:proofErr w:type="spellStart"/>
-      <w:r>
-        <w:rPr>
-          <w:b/>
-          <w:bCs/>
-          <w:lang w:val="en-US"/>
-        </w:rPr>
-        <w:t>chuẩn</w:t>
-      </w:r>
-      <w:proofErr w:type="spellEnd"/>
-      <w:r>
-        <w:rPr>
-          <w:b/>
-          <w:bCs/>
-          <w:lang w:val="en-US"/>
-        </w:rPr>
-        <w:t xml:space="preserve"> 1NF):</w:t>
+        <w:t>2. Bảng dữ liệu sau khi đã tách (Đạt chuẩn 1NF):</w:t>
       </w:r>
     </w:p>
     <w:p>
@@ -2076,95 +782,13 @@
           <w:lang w:val="en-US"/>
         </w:rPr>
       </w:pPr>
-      <w:proofErr w:type="spellStart"/>
       <w:r>
         <w:rPr>
           <w:b/>
           <w:bCs/>
           <w:lang w:val="en-US"/>
         </w:rPr>
-        <w:t>Bảng</w:t>
-      </w:r>
-      <w:proofErr w:type="spellEnd"/>
-      <w:r>
-        <w:rPr>
-          <w:b/>
-          <w:bCs/>
-          <w:lang w:val="en-US"/>
-        </w:rPr>
-        <w:t xml:space="preserve"> 1: HOI_VIEN (Thông tin </w:t>
-      </w:r>
-      <w:proofErr w:type="spellStart"/>
-      <w:r>
-        <w:rPr>
-          <w:b/>
-          <w:bCs/>
-          <w:lang w:val="en-US"/>
-        </w:rPr>
-        <w:t>chính</w:t>
-      </w:r>
-      <w:proofErr w:type="spellEnd"/>
-      <w:r>
-        <w:rPr>
-          <w:b/>
-          <w:bCs/>
-          <w:lang w:val="en-US"/>
-        </w:rPr>
-        <w:t xml:space="preserve"> </w:t>
-      </w:r>
-      <w:proofErr w:type="spellStart"/>
-      <w:r>
-        <w:rPr>
-          <w:b/>
-          <w:bCs/>
-          <w:lang w:val="en-US"/>
-        </w:rPr>
-        <w:t>của</w:t>
-      </w:r>
-      <w:proofErr w:type="spellEnd"/>
-      <w:r>
-        <w:rPr>
-          <w:b/>
-          <w:bCs/>
-          <w:lang w:val="en-US"/>
-        </w:rPr>
-        <w:t xml:space="preserve"> </w:t>
-      </w:r>
-      <w:proofErr w:type="spellStart"/>
-      <w:r>
-        <w:rPr>
-          <w:b/>
-          <w:bCs/>
-          <w:lang w:val="en-US"/>
-        </w:rPr>
-        <w:t>hội</w:t>
-      </w:r>
-      <w:proofErr w:type="spellEnd"/>
-      <w:r>
-        <w:rPr>
-          <w:b/>
-          <w:bCs/>
-          <w:lang w:val="en-US"/>
-        </w:rPr>
-        <w:t xml:space="preserve"> </w:t>
-      </w:r>
-      <w:proofErr w:type="spellStart"/>
-      <w:r>
-        <w:rPr>
-          <w:b/>
-          <w:bCs/>
-          <w:lang w:val="en-US"/>
-        </w:rPr>
-        <w:t>viên</w:t>
-      </w:r>
-      <w:proofErr w:type="spellEnd"/>
-      <w:r>
-        <w:rPr>
-          <w:b/>
-          <w:bCs/>
-          <w:lang w:val="en-US"/>
-        </w:rPr>
-        <w:t>)</w:t>
+        <w:t>Bảng 1: HOI_VIEN (Thông tin chính của hội viên)</w:t>
       </w:r>
     </w:p>
     <w:tbl>
@@ -2212,23 +836,13 @@
                 <w:lang w:val="en-US"/>
               </w:rPr>
             </w:pPr>
-            <w:proofErr w:type="spellStart"/>
             <w:r>
               <w:rPr>
                 <w:b/>
                 <w:bCs/>
                 <w:lang w:val="en-US"/>
               </w:rPr>
-              <w:t>MaHV</w:t>
-            </w:r>
-            <w:proofErr w:type="spellEnd"/>
-            <w:r>
-              <w:rPr>
-                <w:b/>
-                <w:bCs/>
-                <w:lang w:val="en-US"/>
-              </w:rPr>
-              <w:t xml:space="preserve"> (PK)</w:t>
+              <w:t>MaHV (PK)</w:t>
             </w:r>
           </w:p>
         </w:tc>
@@ -2396,19 +1010,11 @@
                 <w:lang w:val="en-US"/>
               </w:rPr>
             </w:pPr>
-            <w:proofErr w:type="spellStart"/>
-            <w:r>
-              <w:rPr>
-                <w:lang w:val="en-US"/>
-              </w:rPr>
-              <w:t>Trần</w:t>
-            </w:r>
-            <w:proofErr w:type="spellEnd"/>
-            <w:r>
-              <w:rPr>
-                <w:lang w:val="en-US"/>
-              </w:rPr>
-              <w:t xml:space="preserve"> Thị B</w:t>
+            <w:r>
+              <w:rPr>
+                <w:lang w:val="en-US"/>
+              </w:rPr>
+              <w:t>Trần Thị B</w:t>
             </w:r>
           </w:p>
         </w:tc>
@@ -2420,149 +1026,13 @@
           <w:lang w:val="en-US"/>
         </w:rPr>
       </w:pPr>
-      <w:proofErr w:type="spellStart"/>
       <w:r>
         <w:rPr>
           <w:b/>
           <w:bCs/>
           <w:lang w:val="en-US"/>
         </w:rPr>
-        <w:t>Bảng</w:t>
-      </w:r>
-      <w:proofErr w:type="spellEnd"/>
-      <w:r>
-        <w:rPr>
-          <w:b/>
-          <w:bCs/>
-          <w:lang w:val="en-US"/>
-        </w:rPr>
-        <w:t xml:space="preserve"> 2: SDT_HOI_VIEN (</w:t>
-      </w:r>
-      <w:proofErr w:type="spellStart"/>
-      <w:r>
-        <w:rPr>
-          <w:b/>
-          <w:bCs/>
-          <w:lang w:val="en-US"/>
-        </w:rPr>
-        <w:t>Bảng</w:t>
-      </w:r>
-      <w:proofErr w:type="spellEnd"/>
-      <w:r>
-        <w:rPr>
-          <w:b/>
-          <w:bCs/>
-          <w:lang w:val="en-US"/>
-        </w:rPr>
-        <w:t xml:space="preserve"> </w:t>
-      </w:r>
-      <w:proofErr w:type="spellStart"/>
-      <w:r>
-        <w:rPr>
-          <w:b/>
-          <w:bCs/>
-          <w:lang w:val="en-US"/>
-        </w:rPr>
-        <w:t>lưu</w:t>
-      </w:r>
-      <w:proofErr w:type="spellEnd"/>
-      <w:r>
-        <w:rPr>
-          <w:b/>
-          <w:bCs/>
-          <w:lang w:val="en-US"/>
-        </w:rPr>
-        <w:t xml:space="preserve"> </w:t>
-      </w:r>
-      <w:proofErr w:type="spellStart"/>
-      <w:r>
-        <w:rPr>
-          <w:b/>
-          <w:bCs/>
-          <w:lang w:val="en-US"/>
-        </w:rPr>
-        <w:t>số</w:t>
-      </w:r>
-      <w:proofErr w:type="spellEnd"/>
-      <w:r>
-        <w:rPr>
-          <w:b/>
-          <w:bCs/>
-          <w:lang w:val="en-US"/>
-        </w:rPr>
-        <w:t xml:space="preserve"> </w:t>
-      </w:r>
-      <w:proofErr w:type="spellStart"/>
-      <w:r>
-        <w:rPr>
-          <w:b/>
-          <w:bCs/>
-          <w:lang w:val="en-US"/>
-        </w:rPr>
-        <w:t>điện</w:t>
-      </w:r>
-      <w:proofErr w:type="spellEnd"/>
-      <w:r>
-        <w:rPr>
-          <w:b/>
-          <w:bCs/>
-          <w:lang w:val="en-US"/>
-        </w:rPr>
-        <w:t xml:space="preserve"> </w:t>
-      </w:r>
-      <w:proofErr w:type="spellStart"/>
-      <w:r>
-        <w:rPr>
-          <w:b/>
-          <w:bCs/>
-          <w:lang w:val="en-US"/>
-        </w:rPr>
-        <w:t>thoại</w:t>
-      </w:r>
-      <w:proofErr w:type="spellEnd"/>
-      <w:r>
-        <w:rPr>
-          <w:b/>
-          <w:bCs/>
-          <w:lang w:val="en-US"/>
-        </w:rPr>
-        <w:t xml:space="preserve"> </w:t>
-      </w:r>
-      <w:proofErr w:type="spellStart"/>
-      <w:r>
-        <w:rPr>
-          <w:b/>
-          <w:bCs/>
-          <w:lang w:val="en-US"/>
-        </w:rPr>
-        <w:t>tách</w:t>
-      </w:r>
-      <w:proofErr w:type="spellEnd"/>
-      <w:r>
-        <w:rPr>
-          <w:b/>
-          <w:bCs/>
-          <w:lang w:val="en-US"/>
-        </w:rPr>
-        <w:t xml:space="preserve"> </w:t>
-      </w:r>
-      <w:proofErr w:type="spellStart"/>
-      <w:r>
-        <w:rPr>
-          <w:b/>
-          <w:bCs/>
-          <w:lang w:val="en-US"/>
-        </w:rPr>
-        <w:t>riêng</w:t>
-      </w:r>
-      <w:proofErr w:type="spellEnd"/>
-      <w:r>
-        <w:rPr>
-          <w:b/>
-          <w:bCs/>
-          <w:lang w:val="en-US"/>
-        </w:rPr>
-        <w:t>)</w:t>
+        <w:t>Bảng 2: SDT_HOI_VIEN (Bảng lưu số điện thoại tách riêng)</w:t>
       </w:r>
     </w:p>
     <w:tbl>
@@ -2610,67 +1080,47 @@
                 <w:lang w:val="en-US"/>
               </w:rPr>
             </w:pPr>
-            <w:proofErr w:type="spellStart"/>
             <w:r>
               <w:rPr>
                 <w:b/>
                 <w:bCs/>
                 <w:lang w:val="en-US"/>
               </w:rPr>
-              <w:t>MaHV</w:t>
-            </w:r>
-            <w:proofErr w:type="spellEnd"/>
+              <w:t>MaHV (PK, FK)</w:t>
+            </w:r>
+          </w:p>
+        </w:tc>
+        <w:tc>
+          <w:tcPr>
+            <w:tcW w:w="0" w:type="auto"/>
+            <w:tcBorders>
+              <w:top w:val="single" w:sz="6" w:space="0" w:color="C4C7C5"/>
+              <w:left w:val="single" w:sz="6" w:space="0" w:color="C4C7C5"/>
+              <w:bottom w:val="single" w:sz="6" w:space="0" w:color="C4C7C5"/>
+              <w:right w:val="single" w:sz="6" w:space="0" w:color="C4C7C5"/>
+            </w:tcBorders>
+            <w:tcMar>
+              <w:top w:w="120" w:type="dxa"/>
+              <w:left w:w="180" w:type="dxa"/>
+              <w:bottom w:w="120" w:type="dxa"/>
+              <w:right w:w="180" w:type="dxa"/>
+            </w:tcMar>
+            <w:vAlign w:val="center"/>
+            <w:hideMark/>
+          </w:tcPr>
+          <w:p>
+            <w:pPr>
+              <w:rPr>
+                <w:lang w:val="en-US"/>
+              </w:rPr>
+            </w:pPr>
             <w:r>
               <w:rPr>
                 <w:b/>
                 <w:bCs/>
                 <w:lang w:val="en-US"/>
               </w:rPr>
-              <w:t xml:space="preserve"> (PK, FK)</w:t>
-            </w:r>
-          </w:p>
-        </w:tc>
-        <w:tc>
-          <w:tcPr>
-            <w:tcW w:w="0" w:type="auto"/>
-            <w:tcBorders>
-              <w:top w:val="single" w:sz="6" w:space="0" w:color="C4C7C5"/>
-              <w:left w:val="single" w:sz="6" w:space="0" w:color="C4C7C5"/>
-              <w:bottom w:val="single" w:sz="6" w:space="0" w:color="C4C7C5"/>
-              <w:right w:val="single" w:sz="6" w:space="0" w:color="C4C7C5"/>
-            </w:tcBorders>
-            <w:tcMar>
-              <w:top w:w="120" w:type="dxa"/>
-              <w:left w:w="180" w:type="dxa"/>
-              <w:bottom w:w="120" w:type="dxa"/>
-              <w:right w:w="180" w:type="dxa"/>
-            </w:tcMar>
-            <w:vAlign w:val="center"/>
-            <w:hideMark/>
-          </w:tcPr>
-          <w:p>
-            <w:pPr>
-              <w:rPr>
-                <w:lang w:val="en-US"/>
-              </w:rPr>
-            </w:pPr>
-            <w:proofErr w:type="spellStart"/>
-            <w:r>
-              <w:rPr>
-                <w:b/>
-                <w:bCs/>
-                <w:lang w:val="en-US"/>
-              </w:rPr>
-              <w:t>SoDienThoai</w:t>
-            </w:r>
-            <w:proofErr w:type="spellEnd"/>
-            <w:r>
-              <w:rPr>
-                <w:b/>
-                <w:bCs/>
-                <w:lang w:val="en-US"/>
-              </w:rPr>
-              <w:t xml:space="preserve"> (PK)</w:t>
+              <w:t>SoDienThoai (PK)</w:t>
             </w:r>
           </w:p>
         </w:tc>
@@ -3495,6 +1945,7 @@
   <w:style w:type="character" w:default="1" w:styleId="DefaultParagraphFont">
     <w:name w:val="Default Paragraph Font"/>
     <w:uiPriority w:val="1"/>
+    <w:semiHidden/>
     <w:unhideWhenUsed/>
   </w:style>
   <w:style w:type="table" w:default="1" w:styleId="TableNormal">
